--- a/assets/templates/Centers/center-b/ЛМК_справка_шаблон.docx
+++ b/assets/templates/Centers/center-b/ЛМК_справка_шаблон.docx
@@ -89,7 +89,7 @@
                 <w:sz w:val="20"/>
                 <w:szCs w:val="20"/>
               </w:rPr>
-              <w:t>"Мед-Авто" 195213, СПб,</w:t>
+              <w:t>"Медилэнд" 188678, Россия, Ленинградская область,</w:t>
             </w:r>
           </w:p>
           <w:p>
@@ -109,7 +109,7 @@
                 <w:sz w:val="20"/>
                 <w:szCs w:val="20"/>
               </w:rPr>
-              <w:t xml:space="preserve">пр. </w:t>
+              <w:t xml:space="preserve">г. Мурино, пр-д </w:t>
             </w:r>
             <w:proofErr w:type="spellStart"/>
             <w:r>
@@ -119,7 +119,7 @@
                 <w:sz w:val="20"/>
                 <w:szCs w:val="20"/>
               </w:rPr>
-              <w:t>Заневский</w:t>
+              <w:t>Скандинавский</w:t>
             </w:r>
             <w:proofErr w:type="spellEnd"/>
             <w:r>
@@ -129,7 +129,9 @@
                 <w:sz w:val="20"/>
                 <w:szCs w:val="20"/>
               </w:rPr>
-              <w:t xml:space="preserve"> , д. 61, корп.2, </w:t>
+              <w:t>,</w:t>
+              <w:br/>
+              <w:t xml:space="preserve">д.8, к.2, </w:t>
             </w:r>
             <w:proofErr w:type="spellStart"/>
             <w:r>
@@ -139,7 +141,7 @@
                 <w:sz w:val="20"/>
                 <w:szCs w:val="20"/>
               </w:rPr>
-              <w:t>лит.А</w:t>
+              <w:t>помещ. 55-Н</w:t>
             </w:r>
             <w:proofErr w:type="spellEnd"/>
             <w:r>
@@ -149,7 +151,8 @@
                 <w:sz w:val="20"/>
                 <w:szCs w:val="20"/>
               </w:rPr>
-              <w:t xml:space="preserve"> ,                      телефон: 8(812)929-40-69 / +7911-132-5557</w:t>
+              <w:br/>
+              <w:t>телефон: 8(812) 929-40-90 / +7911-929-40-90</w:t>
             </w:r>
             <w:r>
               <w:rPr>
@@ -171,7 +174,7 @@
                   <w:szCs w:val="20"/>
                   <w:u w:val="none"/>
                 </w:rPr>
-                <w:t>med-avto@yandex.ru</w:t>
+                <w:t>mediland-spb@yandex.ru</w:t>
               </w:r>
             </w:hyperlink>
             <w:r>
@@ -192,7 +195,7 @@
                 <w:sz w:val="20"/>
                 <w:szCs w:val="20"/>
               </w:rPr>
-              <w:t>ОГРН  1097847096830 Лиц № ЛО-41-01148-78/00563298 от 22.11.2013 действует бессрочно</w:t>
+              <w:t>ОГРН  1214700015727 Лиц № Л041-01149-47/00382083 от 21.02.2022 действует бессрочно</w:t>
             </w:r>
             <w:bookmarkEnd w:id="0"/>
           </w:p>
@@ -218,7 +221,7 @@
               <w:rPr>
                 <w:rFonts w:ascii="Times New Roman" w:hAnsi="Times New Roman" w:cs="Times New Roman"/>
               </w:rPr>
-              <w:t>60973915</w:t>
+              <w:t>55112772</w:t>
             </w:r>
             <w:r>
               <w:rPr>
